--- a/notebook_data_user1/uploads/20230615_ALG_Actiepunten Digilab overleg.docx
+++ b/notebook_data_user1/uploads/20230615_ALG_Actiepunten Digilab overleg.docx
@@ -1,6 +1,6 @@
 
 <file path=word/document.xml><?xml version="1.0" encoding="utf-8"?>
-<w:document xmlns:wpc="http://schemas.microsoft.com/office/word/2010/wordprocessingCanvas" xmlns:cx="http://schemas.microsoft.com/office/drawing/2014/chartex" xmlns:cx1="http://schemas.microsoft.com/office/drawing/2015/9/8/chartex" xmlns:cx2="http://schemas.microsoft.com/office/drawing/2015/10/21/chartex" xmlns:cx3="http://schemas.microsoft.com/office/drawing/2016/5/9/chartex" xmlns:cx4="http://schemas.microsoft.com/office/drawing/2016/5/10/chartex" xmlns:cx5="http://schemas.microsoft.com/office/drawing/2016/5/11/chartex" xmlns:cx6="http://schemas.microsoft.com/office/drawing/2016/5/12/chartex" xmlns:cx7="http://schemas.microsoft.com/office/drawing/2016/5/13/chartex" xmlns:cx8="http://schemas.microsoft.com/office/drawing/2016/5/14/chartex" xmlns:mc="http://schemas.openxmlformats.org/markup-compatibility/2006" xmlns:aink="http://schemas.microsoft.com/office/drawing/2016/ink" xmlns:am3d="http://schemas.microsoft.com/office/drawing/2017/model3d" xmlns:o="urn:schemas-microsoft-com:office:office" xmlns:oel="http://schemas.microsoft.com/office/2019/extlst" xmlns:r="http://schemas.openxmlformats.org/officeDocument/2006/relationships" xmlns:m="http://schemas.openxmlformats.org/officeDocument/2006/math" xmlns:v="urn:schemas-microsoft-com:vml" xmlns:wp14="http://schemas.microsoft.com/office/word/2010/wordprocessingDrawing" xmlns:wp="http://schemas.openxmlformats.org/drawingml/2006/wordprocessingDrawing" xmlns:w10="urn:schemas-microsoft-com:office:word" xmlns:w="http://schemas.openxmlformats.org/wordprocessingml/2006/main" xmlns:w14="http://schemas.microsoft.com/office/word/2010/wordml" xmlns:w15="http://schemas.microsoft.com/office/word/2012/wordml" xmlns:w16cex="http://schemas.microsoft.com/office/word/2018/wordml/cex" xmlns:w16cid="http://schemas.microsoft.com/office/word/2016/wordml/cid" xmlns:w16="http://schemas.microsoft.com/office/word/2018/wordml" xmlns:w16sdtdh="http://schemas.microsoft.com/office/word/2020/wordml/sdtdatahash" xmlns:w16se="http://schemas.microsoft.com/office/word/2015/wordml/symex" xmlns:wpg="http://schemas.microsoft.com/office/word/2010/wordprocessingGroup" xmlns:wpi="http://schemas.microsoft.com/office/word/2010/wordprocessingInk" xmlns:wne="http://schemas.microsoft.com/office/word/2006/wordml" xmlns:wps="http://schemas.microsoft.com/office/word/2010/wordprocessingShape" mc:Ignorable="w14 w15 w16se w16cid w16 w16cex w16sdtdh wp14">
+<w:document xmlns:wpc="http://schemas.microsoft.com/office/word/2010/wordprocessingCanvas" xmlns:cx="http://schemas.microsoft.com/office/drawing/2014/chartex" xmlns:cx1="http://schemas.microsoft.com/office/drawing/2015/9/8/chartex" xmlns:cx2="http://schemas.microsoft.com/office/drawing/2015/10/21/chartex" xmlns:cx3="http://schemas.microsoft.com/office/drawing/2016/5/9/chartex" xmlns:cx4="http://schemas.microsoft.com/office/drawing/2016/5/10/chartex" xmlns:cx5="http://schemas.microsoft.com/office/drawing/2016/5/11/chartex" xmlns:cx6="http://schemas.microsoft.com/office/drawing/2016/5/12/chartex" xmlns:cx7="http://schemas.microsoft.com/office/drawing/2016/5/13/chartex" xmlns:cx8="http://schemas.microsoft.com/office/drawing/2016/5/14/chartex" xmlns:mc="http://schemas.openxmlformats.org/markup-compatibility/2006" xmlns:aink="http://schemas.microsoft.com/office/drawing/2016/ink" xmlns:am3d="http://schemas.microsoft.com/office/drawing/2017/model3d" xmlns:o="urn:schemas-microsoft-com:office:office" xmlns:oel="http://schemas.microsoft.com/office/2019/extlst" xmlns:r="http://schemas.openxmlformats.org/officeDocument/2006/relationships" xmlns:m="http://schemas.openxmlformats.org/officeDocument/2006/math" xmlns:v="urn:schemas-microsoft-com:vml" xmlns:wp14="http://schemas.microsoft.com/office/word/2010/wordprocessingDrawing" xmlns:wp="http://schemas.openxmlformats.org/drawingml/2006/wordprocessingDrawing" xmlns:w10="urn:schemas-microsoft-com:office:word" xmlns:w="http://schemas.openxmlformats.org/wordprocessingml/2006/main" xmlns:w14="http://schemas.microsoft.com/office/word/2010/wordml" xmlns:w15="http://schemas.microsoft.com/office/word/2012/wordml" xmlns:w16cex="http://schemas.microsoft.com/office/word/2018/wordml/cex" xmlns:w16cid="http://schemas.microsoft.com/office/word/2016/wordml/cid" xmlns:w16="http://schemas.microsoft.com/office/word/2018/wordml" xmlns:w16du="http://schemas.microsoft.com/office/word/2023/wordml/word16du" xmlns:w16sdtdh="http://schemas.microsoft.com/office/word/2020/wordml/sdtdatahash" xmlns:w16sdtfl="http://schemas.microsoft.com/office/word/2024/wordml/sdtformatlock" xmlns:w16se="http://schemas.microsoft.com/office/word/2015/wordml/symex" xmlns:wpg="http://schemas.microsoft.com/office/word/2010/wordprocessingGroup" xmlns:wpi="http://schemas.microsoft.com/office/word/2010/wordprocessingInk" xmlns:wne="http://schemas.microsoft.com/office/word/2006/wordml" xmlns:wps="http://schemas.microsoft.com/office/word/2010/wordprocessingShape" mc:Ignorable="w14 w15 w16se w16cid w16 w16cex w16sdtdh w16sdtfl w16du wp14">
   <w:body>
     <w:p>
       <w:pPr>
@@ -24,7 +24,6 @@
           <w:dataBinding w:prefixMappings="xmlns:ns0='Exact schema - main' " w:xpath="/ns0:eExact[1]/ns0:Project[1]/ns0:ProjectCode[1]" w:storeItemID="{82C90C46-3D5A-4AB7-BC77-A092A3A70C2F}"/>
           <w:text/>
         </w:sdtPr>
-        <w:sdtEndPr/>
         <w:sdtContent>
           <w:r>
             <w:rPr>
@@ -58,7 +57,6 @@
           <w:dataBinding w:prefixMappings="xmlns:ns0='Exact schema - main' " w:xpath="/ns0:eExact[1]/ns0:Project[1]/ns0:ProjectDescription[1]" w:storeItemID="{82C90C46-3D5A-4AB7-BC77-A092A3A70C2F}"/>
           <w:text/>
         </w:sdtPr>
-        <w:sdtEndPr/>
         <w:sdtContent>
           <w:r>
             <w:rPr>
@@ -419,11 +417,7 @@
         <w:t>0</w:t>
       </w:r>
     </w:p>
-    <w:p>
-      <w:r>
-        <w:br w:type="page"/>
-      </w:r>
-    </w:p>
+    <w:p/>
     <w:p>
       <w:pPr>
         <w:pStyle w:val="BulletsNieman"/>
@@ -445,7 +439,6 @@
           <w:b/>
           <w:bCs/>
         </w:rPr>
-        <w:lastRenderedPageBreak/>
         <w:t>Actiepunten Digilab verslag 15-06-2023</w:t>
       </w:r>
     </w:p>
@@ -821,6 +814,7 @@
           <w:b/>
           <w:bCs/>
         </w:rPr>
+        <w:lastRenderedPageBreak/>
         <w:t>Olivier</w:t>
       </w:r>
       <w:r>
@@ -894,7 +888,7 @@
 </file>
 
 <file path=word/endnotes.xml><?xml version="1.0" encoding="utf-8"?>
-<w:endnotes xmlns:wpc="http://schemas.microsoft.com/office/word/2010/wordprocessingCanvas" xmlns:cx="http://schemas.microsoft.com/office/drawing/2014/chartex" xmlns:cx1="http://schemas.microsoft.com/office/drawing/2015/9/8/chartex" xmlns:cx2="http://schemas.microsoft.com/office/drawing/2015/10/21/chartex" xmlns:cx3="http://schemas.microsoft.com/office/drawing/2016/5/9/chartex" xmlns:cx4="http://schemas.microsoft.com/office/drawing/2016/5/10/chartex" xmlns:cx5="http://schemas.microsoft.com/office/drawing/2016/5/11/chartex" xmlns:cx6="http://schemas.microsoft.com/office/drawing/2016/5/12/chartex" xmlns:cx7="http://schemas.microsoft.com/office/drawing/2016/5/13/chartex" xmlns:cx8="http://schemas.microsoft.com/office/drawing/2016/5/14/chartex" xmlns:mc="http://schemas.openxmlformats.org/markup-compatibility/2006" xmlns:aink="http://schemas.microsoft.com/office/drawing/2016/ink" xmlns:am3d="http://schemas.microsoft.com/office/drawing/2017/model3d" xmlns:o="urn:schemas-microsoft-com:office:office" xmlns:oel="http://schemas.microsoft.com/office/2019/extlst" xmlns:r="http://schemas.openxmlformats.org/officeDocument/2006/relationships" xmlns:m="http://schemas.openxmlformats.org/officeDocument/2006/math" xmlns:v="urn:schemas-microsoft-com:vml" xmlns:wp14="http://schemas.microsoft.com/office/word/2010/wordprocessingDrawing" xmlns:wp="http://schemas.openxmlformats.org/drawingml/2006/wordprocessingDrawing" xmlns:w10="urn:schemas-microsoft-com:office:word" xmlns:w="http://schemas.openxmlformats.org/wordprocessingml/2006/main" xmlns:w14="http://schemas.microsoft.com/office/word/2010/wordml" xmlns:w15="http://schemas.microsoft.com/office/word/2012/wordml" xmlns:w16cex="http://schemas.microsoft.com/office/word/2018/wordml/cex" xmlns:w16cid="http://schemas.microsoft.com/office/word/2016/wordml/cid" xmlns:w16="http://schemas.microsoft.com/office/word/2018/wordml" xmlns:w16sdtdh="http://schemas.microsoft.com/office/word/2020/wordml/sdtdatahash" xmlns:w16se="http://schemas.microsoft.com/office/word/2015/wordml/symex" xmlns:wpg="http://schemas.microsoft.com/office/word/2010/wordprocessingGroup" xmlns:wpi="http://schemas.microsoft.com/office/word/2010/wordprocessingInk" xmlns:wne="http://schemas.microsoft.com/office/word/2006/wordml" xmlns:wps="http://schemas.microsoft.com/office/word/2010/wordprocessingShape" mc:Ignorable="w14 w15 w16se w16cid w16 w16cex w16sdtdh wp14">
+<w:endnotes xmlns:wpc="http://schemas.microsoft.com/office/word/2010/wordprocessingCanvas" xmlns:cx="http://schemas.microsoft.com/office/drawing/2014/chartex" xmlns:cx1="http://schemas.microsoft.com/office/drawing/2015/9/8/chartex" xmlns:cx2="http://schemas.microsoft.com/office/drawing/2015/10/21/chartex" xmlns:cx3="http://schemas.microsoft.com/office/drawing/2016/5/9/chartex" xmlns:cx4="http://schemas.microsoft.com/office/drawing/2016/5/10/chartex" xmlns:cx5="http://schemas.microsoft.com/office/drawing/2016/5/11/chartex" xmlns:cx6="http://schemas.microsoft.com/office/drawing/2016/5/12/chartex" xmlns:cx7="http://schemas.microsoft.com/office/drawing/2016/5/13/chartex" xmlns:cx8="http://schemas.microsoft.com/office/drawing/2016/5/14/chartex" xmlns:mc="http://schemas.openxmlformats.org/markup-compatibility/2006" xmlns:aink="http://schemas.microsoft.com/office/drawing/2016/ink" xmlns:am3d="http://schemas.microsoft.com/office/drawing/2017/model3d" xmlns:o="urn:schemas-microsoft-com:office:office" xmlns:oel="http://schemas.microsoft.com/office/2019/extlst" xmlns:r="http://schemas.openxmlformats.org/officeDocument/2006/relationships" xmlns:m="http://schemas.openxmlformats.org/officeDocument/2006/math" xmlns:v="urn:schemas-microsoft-com:vml" xmlns:wp14="http://schemas.microsoft.com/office/word/2010/wordprocessingDrawing" xmlns:wp="http://schemas.openxmlformats.org/drawingml/2006/wordprocessingDrawing" xmlns:w10="urn:schemas-microsoft-com:office:word" xmlns:w="http://schemas.openxmlformats.org/wordprocessingml/2006/main" xmlns:w14="http://schemas.microsoft.com/office/word/2010/wordml" xmlns:w15="http://schemas.microsoft.com/office/word/2012/wordml" xmlns:w16cex="http://schemas.microsoft.com/office/word/2018/wordml/cex" xmlns:w16cid="http://schemas.microsoft.com/office/word/2016/wordml/cid" xmlns:w16="http://schemas.microsoft.com/office/word/2018/wordml" xmlns:w16du="http://schemas.microsoft.com/office/word/2023/wordml/word16du" xmlns:w16sdtdh="http://schemas.microsoft.com/office/word/2020/wordml/sdtdatahash" xmlns:w16sdtfl="http://schemas.microsoft.com/office/word/2024/wordml/sdtformatlock" xmlns:w16se="http://schemas.microsoft.com/office/word/2015/wordml/symex" xmlns:wpg="http://schemas.microsoft.com/office/word/2010/wordprocessingGroup" xmlns:wpi="http://schemas.microsoft.com/office/word/2010/wordprocessingInk" xmlns:wne="http://schemas.microsoft.com/office/word/2006/wordml" xmlns:wps="http://schemas.microsoft.com/office/word/2010/wordprocessingShape" mc:Ignorable="w14 w15 w16se w16cid w16 w16cex w16sdtdh w16sdtfl w16du wp14">
   <w:endnote w:type="separator" w:id="-1">
     <w:p>
       <w:r>
@@ -913,7 +907,7 @@
 </file>
 
 <file path=word/footer1.xml><?xml version="1.0" encoding="utf-8"?>
-<w:ftr xmlns:wpc="http://schemas.microsoft.com/office/word/2010/wordprocessingCanvas" xmlns:cx="http://schemas.microsoft.com/office/drawing/2014/chartex" xmlns:cx1="http://schemas.microsoft.com/office/drawing/2015/9/8/chartex" xmlns:cx2="http://schemas.microsoft.com/office/drawing/2015/10/21/chartex" xmlns:cx3="http://schemas.microsoft.com/office/drawing/2016/5/9/chartex" xmlns:cx4="http://schemas.microsoft.com/office/drawing/2016/5/10/chartex" xmlns:cx5="http://schemas.microsoft.com/office/drawing/2016/5/11/chartex" xmlns:cx6="http://schemas.microsoft.com/office/drawing/2016/5/12/chartex" xmlns:cx7="http://schemas.microsoft.com/office/drawing/2016/5/13/chartex" xmlns:cx8="http://schemas.microsoft.com/office/drawing/2016/5/14/chartex" xmlns:mc="http://schemas.openxmlformats.org/markup-compatibility/2006" xmlns:aink="http://schemas.microsoft.com/office/drawing/2016/ink" xmlns:am3d="http://schemas.microsoft.com/office/drawing/2017/model3d" xmlns:o="urn:schemas-microsoft-com:office:office" xmlns:oel="http://schemas.microsoft.com/office/2019/extlst" xmlns:r="http://schemas.openxmlformats.org/officeDocument/2006/relationships" xmlns:m="http://schemas.openxmlformats.org/officeDocument/2006/math" xmlns:v="urn:schemas-microsoft-com:vml" xmlns:wp14="http://schemas.microsoft.com/office/word/2010/wordprocessingDrawing" xmlns:wp="http://schemas.openxmlformats.org/drawingml/2006/wordprocessingDrawing" xmlns:w10="urn:schemas-microsoft-com:office:word" xmlns:w="http://schemas.openxmlformats.org/wordprocessingml/2006/main" xmlns:w14="http://schemas.microsoft.com/office/word/2010/wordml" xmlns:w15="http://schemas.microsoft.com/office/word/2012/wordml" xmlns:w16cex="http://schemas.microsoft.com/office/word/2018/wordml/cex" xmlns:w16cid="http://schemas.microsoft.com/office/word/2016/wordml/cid" xmlns:w16="http://schemas.microsoft.com/office/word/2018/wordml" xmlns:w16sdtdh="http://schemas.microsoft.com/office/word/2020/wordml/sdtdatahash" xmlns:w16se="http://schemas.microsoft.com/office/word/2015/wordml/symex" xmlns:wpg="http://schemas.microsoft.com/office/word/2010/wordprocessingGroup" xmlns:wpi="http://schemas.microsoft.com/office/word/2010/wordprocessingInk" xmlns:wne="http://schemas.microsoft.com/office/word/2006/wordml" xmlns:wps="http://schemas.microsoft.com/office/word/2010/wordprocessingShape" mc:Ignorable="w14 w15 w16se w16cid w16 w16cex w16sdtdh wp14">
+<w:ftr xmlns:wpc="http://schemas.microsoft.com/office/word/2010/wordprocessingCanvas" xmlns:cx="http://schemas.microsoft.com/office/drawing/2014/chartex" xmlns:cx1="http://schemas.microsoft.com/office/drawing/2015/9/8/chartex" xmlns:cx2="http://schemas.microsoft.com/office/drawing/2015/10/21/chartex" xmlns:cx3="http://schemas.microsoft.com/office/drawing/2016/5/9/chartex" xmlns:cx4="http://schemas.microsoft.com/office/drawing/2016/5/10/chartex" xmlns:cx5="http://schemas.microsoft.com/office/drawing/2016/5/11/chartex" xmlns:cx6="http://schemas.microsoft.com/office/drawing/2016/5/12/chartex" xmlns:cx7="http://schemas.microsoft.com/office/drawing/2016/5/13/chartex" xmlns:cx8="http://schemas.microsoft.com/office/drawing/2016/5/14/chartex" xmlns:mc="http://schemas.openxmlformats.org/markup-compatibility/2006" xmlns:aink="http://schemas.microsoft.com/office/drawing/2016/ink" xmlns:am3d="http://schemas.microsoft.com/office/drawing/2017/model3d" xmlns:o="urn:schemas-microsoft-com:office:office" xmlns:oel="http://schemas.microsoft.com/office/2019/extlst" xmlns:r="http://schemas.openxmlformats.org/officeDocument/2006/relationships" xmlns:m="http://schemas.openxmlformats.org/officeDocument/2006/math" xmlns:v="urn:schemas-microsoft-com:vml" xmlns:wp14="http://schemas.microsoft.com/office/word/2010/wordprocessingDrawing" xmlns:wp="http://schemas.openxmlformats.org/drawingml/2006/wordprocessingDrawing" xmlns:w10="urn:schemas-microsoft-com:office:word" xmlns:w="http://schemas.openxmlformats.org/wordprocessingml/2006/main" xmlns:w14="http://schemas.microsoft.com/office/word/2010/wordml" xmlns:w15="http://schemas.microsoft.com/office/word/2012/wordml" xmlns:w16cex="http://schemas.microsoft.com/office/word/2018/wordml/cex" xmlns:w16cid="http://schemas.microsoft.com/office/word/2016/wordml/cid" xmlns:w16="http://schemas.microsoft.com/office/word/2018/wordml" xmlns:w16du="http://schemas.microsoft.com/office/word/2023/wordml/word16du" xmlns:w16sdtdh="http://schemas.microsoft.com/office/word/2020/wordml/sdtdatahash" xmlns:w16sdtfl="http://schemas.microsoft.com/office/word/2024/wordml/sdtformatlock" xmlns:w16se="http://schemas.microsoft.com/office/word/2015/wordml/symex" xmlns:wpg="http://schemas.microsoft.com/office/word/2010/wordprocessingGroup" xmlns:wpi="http://schemas.microsoft.com/office/word/2010/wordprocessingInk" xmlns:wne="http://schemas.microsoft.com/office/word/2006/wordml" xmlns:wps="http://schemas.microsoft.com/office/word/2010/wordprocessingShape" mc:Ignorable="w14 w15 w16se w16cid w16 w16cex w16sdtdh w16sdtfl w16du wp14">
   <w:p>
     <w:pPr>
       <w:pStyle w:val="Voettekst"/>
@@ -930,7 +924,6 @@
         <w:dataBinding w:prefixMappings="xmlns:ns0='Exact schema - main' " w:xpath="/ns0:eExact[1]/ns0:Project[1]/ns0:ProjectCode[1]" w:storeItemID="{82C90C46-3D5A-4AB7-BC77-A092A3A70C2F}"/>
         <w:text/>
       </w:sdtPr>
-      <w:sdtEndPr/>
       <w:sdtContent>
         <w:r>
           <w:rPr>
@@ -958,7 +951,6 @@
         <w:dataBinding w:prefixMappings="xmlns:ns0='Exact schema - main' " w:xpath="/ns0:eExact[1]/ns0:PlaceHolders[1]/ns0:ReferenceNumber[1]" w:storeItemID="{82C90C46-3D5A-4AB7-BC77-A092A3A70C2F}"/>
         <w:text/>
       </w:sdtPr>
-      <w:sdtEndPr/>
       <w:sdtContent>
         <w:r>
           <w:rPr>
@@ -984,7 +976,6 @@
         <w:dataBinding w:prefixMappings="xmlns:ns0='Exact schema - main' " w:xpath="/ns0:eExact[1]/ns0:PlaceHolders[1]/ns0:CurrentDateLong[1]" w:storeItemID="{82C90C46-3D5A-4AB7-BC77-A092A3A70C2F}"/>
         <w:text/>
       </w:sdtPr>
-      <w:sdtEndPr/>
       <w:sdtContent>
         <w:r>
           <w:rPr>
@@ -1049,7 +1040,7 @@
 </file>
 
 <file path=word/footer2.xml><?xml version="1.0" encoding="utf-8"?>
-<w:ftr xmlns:wpc="http://schemas.microsoft.com/office/word/2010/wordprocessingCanvas" xmlns:cx="http://schemas.microsoft.com/office/drawing/2014/chartex" xmlns:cx1="http://schemas.microsoft.com/office/drawing/2015/9/8/chartex" xmlns:cx2="http://schemas.microsoft.com/office/drawing/2015/10/21/chartex" xmlns:cx3="http://schemas.microsoft.com/office/drawing/2016/5/9/chartex" xmlns:cx4="http://schemas.microsoft.com/office/drawing/2016/5/10/chartex" xmlns:cx5="http://schemas.microsoft.com/office/drawing/2016/5/11/chartex" xmlns:cx6="http://schemas.microsoft.com/office/drawing/2016/5/12/chartex" xmlns:cx7="http://schemas.microsoft.com/office/drawing/2016/5/13/chartex" xmlns:cx8="http://schemas.microsoft.com/office/drawing/2016/5/14/chartex" xmlns:mc="http://schemas.openxmlformats.org/markup-compatibility/2006" xmlns:aink="http://schemas.microsoft.com/office/drawing/2016/ink" xmlns:am3d="http://schemas.microsoft.com/office/drawing/2017/model3d" xmlns:o="urn:schemas-microsoft-com:office:office" xmlns:oel="http://schemas.microsoft.com/office/2019/extlst" xmlns:r="http://schemas.openxmlformats.org/officeDocument/2006/relationships" xmlns:m="http://schemas.openxmlformats.org/officeDocument/2006/math" xmlns:v="urn:schemas-microsoft-com:vml" xmlns:wp14="http://schemas.microsoft.com/office/word/2010/wordprocessingDrawing" xmlns:wp="http://schemas.openxmlformats.org/drawingml/2006/wordprocessingDrawing" xmlns:w10="urn:schemas-microsoft-com:office:word" xmlns:w="http://schemas.openxmlformats.org/wordprocessingml/2006/main" xmlns:w14="http://schemas.microsoft.com/office/word/2010/wordml" xmlns:w15="http://schemas.microsoft.com/office/word/2012/wordml" xmlns:w16cex="http://schemas.microsoft.com/office/word/2018/wordml/cex" xmlns:w16cid="http://schemas.microsoft.com/office/word/2016/wordml/cid" xmlns:w16="http://schemas.microsoft.com/office/word/2018/wordml" xmlns:w16sdtdh="http://schemas.microsoft.com/office/word/2020/wordml/sdtdatahash" xmlns:w16se="http://schemas.microsoft.com/office/word/2015/wordml/symex" xmlns:wpg="http://schemas.microsoft.com/office/word/2010/wordprocessingGroup" xmlns:wpi="http://schemas.microsoft.com/office/word/2010/wordprocessingInk" xmlns:wne="http://schemas.microsoft.com/office/word/2006/wordml" xmlns:wps="http://schemas.microsoft.com/office/word/2010/wordprocessingShape" mc:Ignorable="w14 w15 w16se w16cid w16 w16cex w16sdtdh wp14">
+<w:ftr xmlns:wpc="http://schemas.microsoft.com/office/word/2010/wordprocessingCanvas" xmlns:cx="http://schemas.microsoft.com/office/drawing/2014/chartex" xmlns:cx1="http://schemas.microsoft.com/office/drawing/2015/9/8/chartex" xmlns:cx2="http://schemas.microsoft.com/office/drawing/2015/10/21/chartex" xmlns:cx3="http://schemas.microsoft.com/office/drawing/2016/5/9/chartex" xmlns:cx4="http://schemas.microsoft.com/office/drawing/2016/5/10/chartex" xmlns:cx5="http://schemas.microsoft.com/office/drawing/2016/5/11/chartex" xmlns:cx6="http://schemas.microsoft.com/office/drawing/2016/5/12/chartex" xmlns:cx7="http://schemas.microsoft.com/office/drawing/2016/5/13/chartex" xmlns:cx8="http://schemas.microsoft.com/office/drawing/2016/5/14/chartex" xmlns:mc="http://schemas.openxmlformats.org/markup-compatibility/2006" xmlns:aink="http://schemas.microsoft.com/office/drawing/2016/ink" xmlns:am3d="http://schemas.microsoft.com/office/drawing/2017/model3d" xmlns:o="urn:schemas-microsoft-com:office:office" xmlns:oel="http://schemas.microsoft.com/office/2019/extlst" xmlns:r="http://schemas.openxmlformats.org/officeDocument/2006/relationships" xmlns:m="http://schemas.openxmlformats.org/officeDocument/2006/math" xmlns:v="urn:schemas-microsoft-com:vml" xmlns:wp14="http://schemas.microsoft.com/office/word/2010/wordprocessingDrawing" xmlns:wp="http://schemas.openxmlformats.org/drawingml/2006/wordprocessingDrawing" xmlns:w10="urn:schemas-microsoft-com:office:word" xmlns:w="http://schemas.openxmlformats.org/wordprocessingml/2006/main" xmlns:w14="http://schemas.microsoft.com/office/word/2010/wordml" xmlns:w15="http://schemas.microsoft.com/office/word/2012/wordml" xmlns:w16cex="http://schemas.microsoft.com/office/word/2018/wordml/cex" xmlns:w16cid="http://schemas.microsoft.com/office/word/2016/wordml/cid" xmlns:w16="http://schemas.microsoft.com/office/word/2018/wordml" xmlns:w16du="http://schemas.microsoft.com/office/word/2023/wordml/word16du" xmlns:w16sdtdh="http://schemas.microsoft.com/office/word/2020/wordml/sdtdatahash" xmlns:w16sdtfl="http://schemas.microsoft.com/office/word/2024/wordml/sdtformatlock" xmlns:w16se="http://schemas.microsoft.com/office/word/2015/wordml/symex" xmlns:wpg="http://schemas.microsoft.com/office/word/2010/wordprocessingGroup" xmlns:wpi="http://schemas.microsoft.com/office/word/2010/wordprocessingInk" xmlns:wne="http://schemas.microsoft.com/office/word/2006/wordml" xmlns:wps="http://schemas.microsoft.com/office/word/2010/wordprocessingShape" mc:Ignorable="w14 w15 w16se w16cid w16 w16cex w16sdtdh w16sdtfl w16du wp14">
   <w:p>
     <w:pPr>
       <w:pStyle w:val="Voettekst"/>
@@ -1069,7 +1060,6 @@
         <w:dataBinding w:prefixMappings="xmlns:ns0='Exact schema - main' " w:xpath="/ns0:eExact[1]/ns0:Project[1]/ns0:ProjectCode[1]" w:storeItemID="{82C90C46-3D5A-4AB7-BC77-A092A3A70C2F}"/>
         <w:text/>
       </w:sdtPr>
-      <w:sdtEndPr/>
       <w:sdtContent>
         <w:r>
           <w:rPr>
@@ -1097,7 +1087,6 @@
         <w:dataBinding w:prefixMappings="xmlns:ns0='Exact schema - main' " w:xpath="/ns0:eExact[1]/ns0:PlaceHolders[1]/ns0:ReferenceNumber[1]" w:storeItemID="{82C90C46-3D5A-4AB7-BC77-A092A3A70C2F}"/>
         <w:text/>
       </w:sdtPr>
-      <w:sdtEndPr/>
       <w:sdtContent>
         <w:r>
           <w:rPr>
@@ -1123,7 +1112,6 @@
         <w:dataBinding w:prefixMappings="xmlns:ns0='Exact schema - main' " w:xpath="/ns0:eExact[1]/ns0:PlaceHolders[1]/ns0:CurrentDateLong[1]" w:storeItemID="{82C90C46-3D5A-4AB7-BC77-A092A3A70C2F}"/>
         <w:text/>
       </w:sdtPr>
-      <w:sdtEndPr/>
       <w:sdtContent>
         <w:r>
           <w:rPr>
@@ -1194,7 +1182,7 @@
 </file>
 
 <file path=word/footnotes.xml><?xml version="1.0" encoding="utf-8"?>
-<w:footnotes xmlns:wpc="http://schemas.microsoft.com/office/word/2010/wordprocessingCanvas" xmlns:cx="http://schemas.microsoft.com/office/drawing/2014/chartex" xmlns:cx1="http://schemas.microsoft.com/office/drawing/2015/9/8/chartex" xmlns:cx2="http://schemas.microsoft.com/office/drawing/2015/10/21/chartex" xmlns:cx3="http://schemas.microsoft.com/office/drawing/2016/5/9/chartex" xmlns:cx4="http://schemas.microsoft.com/office/drawing/2016/5/10/chartex" xmlns:cx5="http://schemas.microsoft.com/office/drawing/2016/5/11/chartex" xmlns:cx6="http://schemas.microsoft.com/office/drawing/2016/5/12/chartex" xmlns:cx7="http://schemas.microsoft.com/office/drawing/2016/5/13/chartex" xmlns:cx8="http://schemas.microsoft.com/office/drawing/2016/5/14/chartex" xmlns:mc="http://schemas.openxmlformats.org/markup-compatibility/2006" xmlns:aink="http://schemas.microsoft.com/office/drawing/2016/ink" xmlns:am3d="http://schemas.microsoft.com/office/drawing/2017/model3d" xmlns:o="urn:schemas-microsoft-com:office:office" xmlns:oel="http://schemas.microsoft.com/office/2019/extlst" xmlns:r="http://schemas.openxmlformats.org/officeDocument/2006/relationships" xmlns:m="http://schemas.openxmlformats.org/officeDocument/2006/math" xmlns:v="urn:schemas-microsoft-com:vml" xmlns:wp14="http://schemas.microsoft.com/office/word/2010/wordprocessingDrawing" xmlns:wp="http://schemas.openxmlformats.org/drawingml/2006/wordprocessingDrawing" xmlns:w10="urn:schemas-microsoft-com:office:word" xmlns:w="http://schemas.openxmlformats.org/wordprocessingml/2006/main" xmlns:w14="http://schemas.microsoft.com/office/word/2010/wordml" xmlns:w15="http://schemas.microsoft.com/office/word/2012/wordml" xmlns:w16cex="http://schemas.microsoft.com/office/word/2018/wordml/cex" xmlns:w16cid="http://schemas.microsoft.com/office/word/2016/wordml/cid" xmlns:w16="http://schemas.microsoft.com/office/word/2018/wordml" xmlns:w16sdtdh="http://schemas.microsoft.com/office/word/2020/wordml/sdtdatahash" xmlns:w16se="http://schemas.microsoft.com/office/word/2015/wordml/symex" xmlns:wpg="http://schemas.microsoft.com/office/word/2010/wordprocessingGroup" xmlns:wpi="http://schemas.microsoft.com/office/word/2010/wordprocessingInk" xmlns:wne="http://schemas.microsoft.com/office/word/2006/wordml" xmlns:wps="http://schemas.microsoft.com/office/word/2010/wordprocessingShape" mc:Ignorable="w14 w15 w16se w16cid w16 w16cex w16sdtdh wp14">
+<w:footnotes xmlns:wpc="http://schemas.microsoft.com/office/word/2010/wordprocessingCanvas" xmlns:cx="http://schemas.microsoft.com/office/drawing/2014/chartex" xmlns:cx1="http://schemas.microsoft.com/office/drawing/2015/9/8/chartex" xmlns:cx2="http://schemas.microsoft.com/office/drawing/2015/10/21/chartex" xmlns:cx3="http://schemas.microsoft.com/office/drawing/2016/5/9/chartex" xmlns:cx4="http://schemas.microsoft.com/office/drawing/2016/5/10/chartex" xmlns:cx5="http://schemas.microsoft.com/office/drawing/2016/5/11/chartex" xmlns:cx6="http://schemas.microsoft.com/office/drawing/2016/5/12/chartex" xmlns:cx7="http://schemas.microsoft.com/office/drawing/2016/5/13/chartex" xmlns:cx8="http://schemas.microsoft.com/office/drawing/2016/5/14/chartex" xmlns:mc="http://schemas.openxmlformats.org/markup-compatibility/2006" xmlns:aink="http://schemas.microsoft.com/office/drawing/2016/ink" xmlns:am3d="http://schemas.microsoft.com/office/drawing/2017/model3d" xmlns:o="urn:schemas-microsoft-com:office:office" xmlns:oel="http://schemas.microsoft.com/office/2019/extlst" xmlns:r="http://schemas.openxmlformats.org/officeDocument/2006/relationships" xmlns:m="http://schemas.openxmlformats.org/officeDocument/2006/math" xmlns:v="urn:schemas-microsoft-com:vml" xmlns:wp14="http://schemas.microsoft.com/office/word/2010/wordprocessingDrawing" xmlns:wp="http://schemas.openxmlformats.org/drawingml/2006/wordprocessingDrawing" xmlns:w10="urn:schemas-microsoft-com:office:word" xmlns:w="http://schemas.openxmlformats.org/wordprocessingml/2006/main" xmlns:w14="http://schemas.microsoft.com/office/word/2010/wordml" xmlns:w15="http://schemas.microsoft.com/office/word/2012/wordml" xmlns:w16cex="http://schemas.microsoft.com/office/word/2018/wordml/cex" xmlns:w16cid="http://schemas.microsoft.com/office/word/2016/wordml/cid" xmlns:w16="http://schemas.microsoft.com/office/word/2018/wordml" xmlns:w16du="http://schemas.microsoft.com/office/word/2023/wordml/word16du" xmlns:w16sdtdh="http://schemas.microsoft.com/office/word/2020/wordml/sdtdatahash" xmlns:w16sdtfl="http://schemas.microsoft.com/office/word/2024/wordml/sdtformatlock" xmlns:w16se="http://schemas.microsoft.com/office/word/2015/wordml/symex" xmlns:wpg="http://schemas.microsoft.com/office/word/2010/wordprocessingGroup" xmlns:wpi="http://schemas.microsoft.com/office/word/2010/wordprocessingInk" xmlns:wne="http://schemas.microsoft.com/office/word/2006/wordml" xmlns:wps="http://schemas.microsoft.com/office/word/2010/wordprocessingShape" mc:Ignorable="w14 w15 w16se w16cid w16 w16cex w16sdtdh w16sdtfl w16du wp14">
   <w:footnote w:type="separator" w:id="-1">
     <w:p>
       <w:r>
@@ -1213,7 +1201,7 @@
 </file>
 
 <file path=word/header1.xml><?xml version="1.0" encoding="utf-8"?>
-<w:hdr xmlns:wpc="http://schemas.microsoft.com/office/word/2010/wordprocessingCanvas" xmlns:cx="http://schemas.microsoft.com/office/drawing/2014/chartex" xmlns:cx1="http://schemas.microsoft.com/office/drawing/2015/9/8/chartex" xmlns:cx2="http://schemas.microsoft.com/office/drawing/2015/10/21/chartex" xmlns:cx3="http://schemas.microsoft.com/office/drawing/2016/5/9/chartex" xmlns:cx4="http://schemas.microsoft.com/office/drawing/2016/5/10/chartex" xmlns:cx5="http://schemas.microsoft.com/office/drawing/2016/5/11/chartex" xmlns:cx6="http://schemas.microsoft.com/office/drawing/2016/5/12/chartex" xmlns:cx7="http://schemas.microsoft.com/office/drawing/2016/5/13/chartex" xmlns:cx8="http://schemas.microsoft.com/office/drawing/2016/5/14/chartex" xmlns:mc="http://schemas.openxmlformats.org/markup-compatibility/2006" xmlns:aink="http://schemas.microsoft.com/office/drawing/2016/ink" xmlns:am3d="http://schemas.microsoft.com/office/drawing/2017/model3d" xmlns:o="urn:schemas-microsoft-com:office:office" xmlns:oel="http://schemas.microsoft.com/office/2019/extlst" xmlns:r="http://schemas.openxmlformats.org/officeDocument/2006/relationships" xmlns:m="http://schemas.openxmlformats.org/officeDocument/2006/math" xmlns:v="urn:schemas-microsoft-com:vml" xmlns:wp14="http://schemas.microsoft.com/office/word/2010/wordprocessingDrawing" xmlns:wp="http://schemas.openxmlformats.org/drawingml/2006/wordprocessingDrawing" xmlns:w10="urn:schemas-microsoft-com:office:word" xmlns:w="http://schemas.openxmlformats.org/wordprocessingml/2006/main" xmlns:w14="http://schemas.microsoft.com/office/word/2010/wordml" xmlns:w15="http://schemas.microsoft.com/office/word/2012/wordml" xmlns:w16cex="http://schemas.microsoft.com/office/word/2018/wordml/cex" xmlns:w16cid="http://schemas.microsoft.com/office/word/2016/wordml/cid" xmlns:w16="http://schemas.microsoft.com/office/word/2018/wordml" xmlns:w16sdtdh="http://schemas.microsoft.com/office/word/2020/wordml/sdtdatahash" xmlns:w16se="http://schemas.microsoft.com/office/word/2015/wordml/symex" xmlns:wpg="http://schemas.microsoft.com/office/word/2010/wordprocessingGroup" xmlns:wpi="http://schemas.microsoft.com/office/word/2010/wordprocessingInk" xmlns:wne="http://schemas.microsoft.com/office/word/2006/wordml" xmlns:wps="http://schemas.microsoft.com/office/word/2010/wordprocessingShape" mc:Ignorable="w14 w15 w16se w16cid w16 w16cex w16sdtdh wp14">
+<w:hdr xmlns:wpc="http://schemas.microsoft.com/office/word/2010/wordprocessingCanvas" xmlns:cx="http://schemas.microsoft.com/office/drawing/2014/chartex" xmlns:cx1="http://schemas.microsoft.com/office/drawing/2015/9/8/chartex" xmlns:cx2="http://schemas.microsoft.com/office/drawing/2015/10/21/chartex" xmlns:cx3="http://schemas.microsoft.com/office/drawing/2016/5/9/chartex" xmlns:cx4="http://schemas.microsoft.com/office/drawing/2016/5/10/chartex" xmlns:cx5="http://schemas.microsoft.com/office/drawing/2016/5/11/chartex" xmlns:cx6="http://schemas.microsoft.com/office/drawing/2016/5/12/chartex" xmlns:cx7="http://schemas.microsoft.com/office/drawing/2016/5/13/chartex" xmlns:cx8="http://schemas.microsoft.com/office/drawing/2016/5/14/chartex" xmlns:mc="http://schemas.openxmlformats.org/markup-compatibility/2006" xmlns:aink="http://schemas.microsoft.com/office/drawing/2016/ink" xmlns:am3d="http://schemas.microsoft.com/office/drawing/2017/model3d" xmlns:o="urn:schemas-microsoft-com:office:office" xmlns:oel="http://schemas.microsoft.com/office/2019/extlst" xmlns:r="http://schemas.openxmlformats.org/officeDocument/2006/relationships" xmlns:m="http://schemas.openxmlformats.org/officeDocument/2006/math" xmlns:v="urn:schemas-microsoft-com:vml" xmlns:wp14="http://schemas.microsoft.com/office/word/2010/wordprocessingDrawing" xmlns:wp="http://schemas.openxmlformats.org/drawingml/2006/wordprocessingDrawing" xmlns:w10="urn:schemas-microsoft-com:office:word" xmlns:w="http://schemas.openxmlformats.org/wordprocessingml/2006/main" xmlns:w14="http://schemas.microsoft.com/office/word/2010/wordml" xmlns:w15="http://schemas.microsoft.com/office/word/2012/wordml" xmlns:w16cex="http://schemas.microsoft.com/office/word/2018/wordml/cex" xmlns:w16cid="http://schemas.microsoft.com/office/word/2016/wordml/cid" xmlns:w16="http://schemas.microsoft.com/office/word/2018/wordml" xmlns:w16du="http://schemas.microsoft.com/office/word/2023/wordml/word16du" xmlns:w16sdtdh="http://schemas.microsoft.com/office/word/2020/wordml/sdtdatahash" xmlns:w16sdtfl="http://schemas.microsoft.com/office/word/2024/wordml/sdtformatlock" xmlns:w16se="http://schemas.microsoft.com/office/word/2015/wordml/symex" xmlns:wpg="http://schemas.microsoft.com/office/word/2010/wordprocessingGroup" xmlns:wpi="http://schemas.microsoft.com/office/word/2010/wordprocessingInk" xmlns:wne="http://schemas.microsoft.com/office/word/2006/wordml" xmlns:wps="http://schemas.microsoft.com/office/word/2010/wordprocessingShape" mc:Ignorable="w14 w15 w16se w16cid w16 w16cex w16sdtdh w16sdtfl w16du wp14">
   <w:p>
     <w:pPr>
       <w:pStyle w:val="Koptekst"/>
@@ -1290,7 +1278,7 @@
 </file>
 
 <file path=word/header2.xml><?xml version="1.0" encoding="utf-8"?>
-<w:hdr xmlns:wpc="http://schemas.microsoft.com/office/word/2010/wordprocessingCanvas" xmlns:cx="http://schemas.microsoft.com/office/drawing/2014/chartex" xmlns:cx1="http://schemas.microsoft.com/office/drawing/2015/9/8/chartex" xmlns:cx2="http://schemas.microsoft.com/office/drawing/2015/10/21/chartex" xmlns:cx3="http://schemas.microsoft.com/office/drawing/2016/5/9/chartex" xmlns:cx4="http://schemas.microsoft.com/office/drawing/2016/5/10/chartex" xmlns:cx5="http://schemas.microsoft.com/office/drawing/2016/5/11/chartex" xmlns:cx6="http://schemas.microsoft.com/office/drawing/2016/5/12/chartex" xmlns:cx7="http://schemas.microsoft.com/office/drawing/2016/5/13/chartex" xmlns:cx8="http://schemas.microsoft.com/office/drawing/2016/5/14/chartex" xmlns:mc="http://schemas.openxmlformats.org/markup-compatibility/2006" xmlns:aink="http://schemas.microsoft.com/office/drawing/2016/ink" xmlns:am3d="http://schemas.microsoft.com/office/drawing/2017/model3d" xmlns:o="urn:schemas-microsoft-com:office:office" xmlns:oel="http://schemas.microsoft.com/office/2019/extlst" xmlns:r="http://schemas.openxmlformats.org/officeDocument/2006/relationships" xmlns:m="http://schemas.openxmlformats.org/officeDocument/2006/math" xmlns:v="urn:schemas-microsoft-com:vml" xmlns:wp14="http://schemas.microsoft.com/office/word/2010/wordprocessingDrawing" xmlns:wp="http://schemas.openxmlformats.org/drawingml/2006/wordprocessingDrawing" xmlns:w10="urn:schemas-microsoft-com:office:word" xmlns:w="http://schemas.openxmlformats.org/wordprocessingml/2006/main" xmlns:w14="http://schemas.microsoft.com/office/word/2010/wordml" xmlns:w15="http://schemas.microsoft.com/office/word/2012/wordml" xmlns:w16cex="http://schemas.microsoft.com/office/word/2018/wordml/cex" xmlns:w16cid="http://schemas.microsoft.com/office/word/2016/wordml/cid" xmlns:w16="http://schemas.microsoft.com/office/word/2018/wordml" xmlns:w16sdtdh="http://schemas.microsoft.com/office/word/2020/wordml/sdtdatahash" xmlns:w16se="http://schemas.microsoft.com/office/word/2015/wordml/symex" xmlns:wpg="http://schemas.microsoft.com/office/word/2010/wordprocessingGroup" xmlns:wpi="http://schemas.microsoft.com/office/word/2010/wordprocessingInk" xmlns:wne="http://schemas.microsoft.com/office/word/2006/wordml" xmlns:wps="http://schemas.microsoft.com/office/word/2010/wordprocessingShape" mc:Ignorable="w14 w15 w16se w16cid w16 w16cex w16sdtdh wp14">
+<w:hdr xmlns:wpc="http://schemas.microsoft.com/office/word/2010/wordprocessingCanvas" xmlns:cx="http://schemas.microsoft.com/office/drawing/2014/chartex" xmlns:cx1="http://schemas.microsoft.com/office/drawing/2015/9/8/chartex" xmlns:cx2="http://schemas.microsoft.com/office/drawing/2015/10/21/chartex" xmlns:cx3="http://schemas.microsoft.com/office/drawing/2016/5/9/chartex" xmlns:cx4="http://schemas.microsoft.com/office/drawing/2016/5/10/chartex" xmlns:cx5="http://schemas.microsoft.com/office/drawing/2016/5/11/chartex" xmlns:cx6="http://schemas.microsoft.com/office/drawing/2016/5/12/chartex" xmlns:cx7="http://schemas.microsoft.com/office/drawing/2016/5/13/chartex" xmlns:cx8="http://schemas.microsoft.com/office/drawing/2016/5/14/chartex" xmlns:mc="http://schemas.openxmlformats.org/markup-compatibility/2006" xmlns:aink="http://schemas.microsoft.com/office/drawing/2016/ink" xmlns:am3d="http://schemas.microsoft.com/office/drawing/2017/model3d" xmlns:o="urn:schemas-microsoft-com:office:office" xmlns:oel="http://schemas.microsoft.com/office/2019/extlst" xmlns:r="http://schemas.openxmlformats.org/officeDocument/2006/relationships" xmlns:m="http://schemas.openxmlformats.org/officeDocument/2006/math" xmlns:v="urn:schemas-microsoft-com:vml" xmlns:wp14="http://schemas.microsoft.com/office/word/2010/wordprocessingDrawing" xmlns:wp="http://schemas.openxmlformats.org/drawingml/2006/wordprocessingDrawing" xmlns:w10="urn:schemas-microsoft-com:office:word" xmlns:w="http://schemas.openxmlformats.org/wordprocessingml/2006/main" xmlns:w14="http://schemas.microsoft.com/office/word/2010/wordml" xmlns:w15="http://schemas.microsoft.com/office/word/2012/wordml" xmlns:w16cex="http://schemas.microsoft.com/office/word/2018/wordml/cex" xmlns:w16cid="http://schemas.microsoft.com/office/word/2016/wordml/cid" xmlns:w16="http://schemas.microsoft.com/office/word/2018/wordml" xmlns:w16du="http://schemas.microsoft.com/office/word/2023/wordml/word16du" xmlns:w16sdtdh="http://schemas.microsoft.com/office/word/2020/wordml/sdtdatahash" xmlns:w16sdtfl="http://schemas.microsoft.com/office/word/2024/wordml/sdtformatlock" xmlns:w16se="http://schemas.microsoft.com/office/word/2015/wordml/symex" xmlns:wpg="http://schemas.microsoft.com/office/word/2010/wordprocessingGroup" xmlns:wpi="http://schemas.microsoft.com/office/word/2010/wordprocessingInk" xmlns:wne="http://schemas.microsoft.com/office/word/2006/wordml" xmlns:wps="http://schemas.microsoft.com/office/word/2010/wordprocessingShape" mc:Ignorable="w14 w15 w16se w16cid w16 w16cex w16sdtdh w16sdtfl w16du wp14">
   <w:p>
     <w:pPr>
       <w:pStyle w:val="Koptekst"/>
@@ -1367,7 +1355,7 @@
 </file>
 
 <file path=word/numbering.xml><?xml version="1.0" encoding="utf-8"?>
-<w:numbering xmlns:wpc="http://schemas.microsoft.com/office/word/2010/wordprocessingCanvas" xmlns:cx="http://schemas.microsoft.com/office/drawing/2014/chartex" xmlns:cx1="http://schemas.microsoft.com/office/drawing/2015/9/8/chartex" xmlns:cx2="http://schemas.microsoft.com/office/drawing/2015/10/21/chartex" xmlns:cx3="http://schemas.microsoft.com/office/drawing/2016/5/9/chartex" xmlns:cx4="http://schemas.microsoft.com/office/drawing/2016/5/10/chartex" xmlns:cx5="http://schemas.microsoft.com/office/drawing/2016/5/11/chartex" xmlns:cx6="http://schemas.microsoft.com/office/drawing/2016/5/12/chartex" xmlns:cx7="http://schemas.microsoft.com/office/drawing/2016/5/13/chartex" xmlns:cx8="http://schemas.microsoft.com/office/drawing/2016/5/14/chartex" xmlns:mc="http://schemas.openxmlformats.org/markup-compatibility/2006" xmlns:aink="http://schemas.microsoft.com/office/drawing/2016/ink" xmlns:am3d="http://schemas.microsoft.com/office/drawing/2017/model3d" xmlns:o="urn:schemas-microsoft-com:office:office" xmlns:oel="http://schemas.microsoft.com/office/2019/extlst" xmlns:r="http://schemas.openxmlformats.org/officeDocument/2006/relationships" xmlns:m="http://schemas.openxmlformats.org/officeDocument/2006/math" xmlns:v="urn:schemas-microsoft-com:vml" xmlns:wp14="http://schemas.microsoft.com/office/word/2010/wordprocessingDrawing" xmlns:wp="http://schemas.openxmlformats.org/drawingml/2006/wordprocessingDrawing" xmlns:w10="urn:schemas-microsoft-com:office:word" xmlns:w="http://schemas.openxmlformats.org/wordprocessingml/2006/main" xmlns:w14="http://schemas.microsoft.com/office/word/2010/wordml" xmlns:w15="http://schemas.microsoft.com/office/word/2012/wordml" xmlns:w16cex="http://schemas.microsoft.com/office/word/2018/wordml/cex" xmlns:w16cid="http://schemas.microsoft.com/office/word/2016/wordml/cid" xmlns:w16="http://schemas.microsoft.com/office/word/2018/wordml" xmlns:w16sdtdh="http://schemas.microsoft.com/office/word/2020/wordml/sdtdatahash" xmlns:w16se="http://schemas.microsoft.com/office/word/2015/wordml/symex" xmlns:wpg="http://schemas.microsoft.com/office/word/2010/wordprocessingGroup" xmlns:wpi="http://schemas.microsoft.com/office/word/2010/wordprocessingInk" xmlns:wne="http://schemas.microsoft.com/office/word/2006/wordml" xmlns:wps="http://schemas.microsoft.com/office/word/2010/wordprocessingShape" mc:Ignorable="w14 w15 w16se w16cid w16 w16cex w16sdtdh wp14">
+<w:numbering xmlns:wpc="http://schemas.microsoft.com/office/word/2010/wordprocessingCanvas" xmlns:cx="http://schemas.microsoft.com/office/drawing/2014/chartex" xmlns:cx1="http://schemas.microsoft.com/office/drawing/2015/9/8/chartex" xmlns:cx2="http://schemas.microsoft.com/office/drawing/2015/10/21/chartex" xmlns:cx3="http://schemas.microsoft.com/office/drawing/2016/5/9/chartex" xmlns:cx4="http://schemas.microsoft.com/office/drawing/2016/5/10/chartex" xmlns:cx5="http://schemas.microsoft.com/office/drawing/2016/5/11/chartex" xmlns:cx6="http://schemas.microsoft.com/office/drawing/2016/5/12/chartex" xmlns:cx7="http://schemas.microsoft.com/office/drawing/2016/5/13/chartex" xmlns:cx8="http://schemas.microsoft.com/office/drawing/2016/5/14/chartex" xmlns:mc="http://schemas.openxmlformats.org/markup-compatibility/2006" xmlns:aink="http://schemas.microsoft.com/office/drawing/2016/ink" xmlns:am3d="http://schemas.microsoft.com/office/drawing/2017/model3d" xmlns:o="urn:schemas-microsoft-com:office:office" xmlns:oel="http://schemas.microsoft.com/office/2019/extlst" xmlns:r="http://schemas.openxmlformats.org/officeDocument/2006/relationships" xmlns:m="http://schemas.openxmlformats.org/officeDocument/2006/math" xmlns:v="urn:schemas-microsoft-com:vml" xmlns:wp14="http://schemas.microsoft.com/office/word/2010/wordprocessingDrawing" xmlns:wp="http://schemas.openxmlformats.org/drawingml/2006/wordprocessingDrawing" xmlns:w10="urn:schemas-microsoft-com:office:word" xmlns:w="http://schemas.openxmlformats.org/wordprocessingml/2006/main" xmlns:w14="http://schemas.microsoft.com/office/word/2010/wordml" xmlns:w15="http://schemas.microsoft.com/office/word/2012/wordml" xmlns:w16cex="http://schemas.microsoft.com/office/word/2018/wordml/cex" xmlns:w16cid="http://schemas.microsoft.com/office/word/2016/wordml/cid" xmlns:w16="http://schemas.microsoft.com/office/word/2018/wordml" xmlns:w16du="http://schemas.microsoft.com/office/word/2023/wordml/word16du" xmlns:w16sdtdh="http://schemas.microsoft.com/office/word/2020/wordml/sdtdatahash" xmlns:w16sdtfl="http://schemas.microsoft.com/office/word/2024/wordml/sdtformatlock" xmlns:w16se="http://schemas.microsoft.com/office/word/2015/wordml/symex" xmlns:wpg="http://schemas.microsoft.com/office/word/2010/wordprocessingGroup" xmlns:wpi="http://schemas.microsoft.com/office/word/2010/wordprocessingInk" xmlns:wne="http://schemas.microsoft.com/office/word/2006/wordml" xmlns:wps="http://schemas.microsoft.com/office/word/2010/wordprocessingShape" mc:Ignorable="w14 w15 w16se w16cid w16 w16cex w16sdtdh w16sdtfl w16du wp14">
   <w:abstractNum w:abstractNumId="0" w15:restartNumberingAfterBreak="0">
     <w:nsid w:val="01DF7DBB"/>
     <w:multiLevelType w:val="hybridMultilevel"/>
@@ -4585,34 +4573,16 @@
   </w:num>
   <w:num w:numId="30" w16cid:durableId="1784230123">
     <w:abstractNumId w:val="24"/>
-    <w:lvlOverride w:ilvl="0"/>
-    <w:lvlOverride w:ilvl="1"/>
-    <w:lvlOverride w:ilvl="2"/>
-    <w:lvlOverride w:ilvl="3"/>
-    <w:lvlOverride w:ilvl="4"/>
-    <w:lvlOverride w:ilvl="5"/>
-    <w:lvlOverride w:ilvl="6"/>
-    <w:lvlOverride w:ilvl="7"/>
-    <w:lvlOverride w:ilvl="8"/>
   </w:num>
   <w:num w:numId="31" w16cid:durableId="2100369105">
     <w:abstractNumId w:val="10"/>
-    <w:lvlOverride w:ilvl="0"/>
-    <w:lvlOverride w:ilvl="1"/>
-    <w:lvlOverride w:ilvl="2"/>
-    <w:lvlOverride w:ilvl="3"/>
-    <w:lvlOverride w:ilvl="4"/>
-    <w:lvlOverride w:ilvl="5"/>
-    <w:lvlOverride w:ilvl="6"/>
-    <w:lvlOverride w:ilvl="7"/>
-    <w:lvlOverride w:ilvl="8"/>
   </w:num>
   <w:numIdMacAtCleanup w:val="8"/>
 </w:numbering>
 </file>
 
 <file path=word/styles.xml><?xml version="1.0" encoding="utf-8"?>
-<w:styles xmlns:mc="http://schemas.openxmlformats.org/markup-compatibility/2006" xmlns:r="http://schemas.openxmlformats.org/officeDocument/2006/relationships" xmlns:w="http://schemas.openxmlformats.org/wordprocessingml/2006/main" xmlns:w14="http://schemas.microsoft.com/office/word/2010/wordml" xmlns:w15="http://schemas.microsoft.com/office/word/2012/wordml" xmlns:w16cex="http://schemas.microsoft.com/office/word/2018/wordml/cex" xmlns:w16cid="http://schemas.microsoft.com/office/word/2016/wordml/cid" xmlns:w16="http://schemas.microsoft.com/office/word/2018/wordml" xmlns:w16sdtdh="http://schemas.microsoft.com/office/word/2020/wordml/sdtdatahash" xmlns:w16se="http://schemas.microsoft.com/office/word/2015/wordml/symex" mc:Ignorable="w14 w15 w16se w16cid w16 w16cex w16sdtdh">
+<w:styles xmlns:mc="http://schemas.openxmlformats.org/markup-compatibility/2006" xmlns:r="http://schemas.openxmlformats.org/officeDocument/2006/relationships" xmlns:w="http://schemas.openxmlformats.org/wordprocessingml/2006/main" xmlns:w14="http://schemas.microsoft.com/office/word/2010/wordml" xmlns:w15="http://schemas.microsoft.com/office/word/2012/wordml" xmlns:w16cex="http://schemas.microsoft.com/office/word/2018/wordml/cex" xmlns:w16cid="http://schemas.microsoft.com/office/word/2016/wordml/cid" xmlns:w16="http://schemas.microsoft.com/office/word/2018/wordml" xmlns:w16du="http://schemas.microsoft.com/office/word/2023/wordml/word16du" xmlns:w16sdtdh="http://schemas.microsoft.com/office/word/2020/wordml/sdtdatahash" xmlns:w16sdtfl="http://schemas.microsoft.com/office/word/2024/wordml/sdtformatlock" xmlns:w16se="http://schemas.microsoft.com/office/word/2015/wordml/symex" mc:Ignorable="w14 w15 w16se w16cid w16 w16cex w16sdtdh w16sdtfl w16du">
   <w:docDefaults>
     <w:rPrDefault>
       <w:rPr>
@@ -7317,7 +7287,7 @@
 </file>
 
 <file path=word/glossary/document.xml><?xml version="1.0" encoding="utf-8"?>
-<w:glossaryDocument xmlns:wpc="http://schemas.microsoft.com/office/word/2010/wordprocessingCanvas" xmlns:cx="http://schemas.microsoft.com/office/drawing/2014/chartex" xmlns:cx1="http://schemas.microsoft.com/office/drawing/2015/9/8/chartex" xmlns:cx2="http://schemas.microsoft.com/office/drawing/2015/10/21/chartex" xmlns:cx3="http://schemas.microsoft.com/office/drawing/2016/5/9/chartex" xmlns:cx4="http://schemas.microsoft.com/office/drawing/2016/5/10/chartex" xmlns:cx5="http://schemas.microsoft.com/office/drawing/2016/5/11/chartex" xmlns:cx6="http://schemas.microsoft.com/office/drawing/2016/5/12/chartex" xmlns:cx7="http://schemas.microsoft.com/office/drawing/2016/5/13/chartex" xmlns:cx8="http://schemas.microsoft.com/office/drawing/2016/5/14/chartex" xmlns:mc="http://schemas.openxmlformats.org/markup-compatibility/2006" xmlns:aink="http://schemas.microsoft.com/office/drawing/2016/ink" xmlns:am3d="http://schemas.microsoft.com/office/drawing/2017/model3d" xmlns:o="urn:schemas-microsoft-com:office:office" xmlns:oel="http://schemas.microsoft.com/office/2019/extlst" xmlns:r="http://schemas.openxmlformats.org/officeDocument/2006/relationships" xmlns:m="http://schemas.openxmlformats.org/officeDocument/2006/math" xmlns:v="urn:schemas-microsoft-com:vml" xmlns:wp14="http://schemas.microsoft.com/office/word/2010/wordprocessingDrawing" xmlns:wp="http://schemas.openxmlformats.org/drawingml/2006/wordprocessingDrawing" xmlns:w10="urn:schemas-microsoft-com:office:word" xmlns:w="http://schemas.openxmlformats.org/wordprocessingml/2006/main" xmlns:w14="http://schemas.microsoft.com/office/word/2010/wordml" xmlns:w15="http://schemas.microsoft.com/office/word/2012/wordml" xmlns:w16cex="http://schemas.microsoft.com/office/word/2018/wordml/cex" xmlns:w16cid="http://schemas.microsoft.com/office/word/2016/wordml/cid" xmlns:w16="http://schemas.microsoft.com/office/word/2018/wordml" xmlns:w16sdtdh="http://schemas.microsoft.com/office/word/2020/wordml/sdtdatahash" xmlns:w16se="http://schemas.microsoft.com/office/word/2015/wordml/symex" xmlns:wpg="http://schemas.microsoft.com/office/word/2010/wordprocessingGroup" xmlns:wpi="http://schemas.microsoft.com/office/word/2010/wordprocessingInk" xmlns:wne="http://schemas.microsoft.com/office/word/2006/wordml" xmlns:wps="http://schemas.microsoft.com/office/word/2010/wordprocessingShape" mc:Ignorable="w14 w15 w16se w16cid w16 w16cex w16sdtdh wp14">
+<w:glossaryDocument xmlns:wpc="http://schemas.microsoft.com/office/word/2010/wordprocessingCanvas" xmlns:cx="http://schemas.microsoft.com/office/drawing/2014/chartex" xmlns:cx1="http://schemas.microsoft.com/office/drawing/2015/9/8/chartex" xmlns:cx2="http://schemas.microsoft.com/office/drawing/2015/10/21/chartex" xmlns:cx3="http://schemas.microsoft.com/office/drawing/2016/5/9/chartex" xmlns:cx4="http://schemas.microsoft.com/office/drawing/2016/5/10/chartex" xmlns:cx5="http://schemas.microsoft.com/office/drawing/2016/5/11/chartex" xmlns:cx6="http://schemas.microsoft.com/office/drawing/2016/5/12/chartex" xmlns:cx7="http://schemas.microsoft.com/office/drawing/2016/5/13/chartex" xmlns:cx8="http://schemas.microsoft.com/office/drawing/2016/5/14/chartex" xmlns:mc="http://schemas.openxmlformats.org/markup-compatibility/2006" xmlns:aink="http://schemas.microsoft.com/office/drawing/2016/ink" xmlns:am3d="http://schemas.microsoft.com/office/drawing/2017/model3d" xmlns:o="urn:schemas-microsoft-com:office:office" xmlns:oel="http://schemas.microsoft.com/office/2019/extlst" xmlns:r="http://schemas.openxmlformats.org/officeDocument/2006/relationships" xmlns:m="http://schemas.openxmlformats.org/officeDocument/2006/math" xmlns:v="urn:schemas-microsoft-com:vml" xmlns:wp14="http://schemas.microsoft.com/office/word/2010/wordprocessingDrawing" xmlns:wp="http://schemas.openxmlformats.org/drawingml/2006/wordprocessingDrawing" xmlns:w10="urn:schemas-microsoft-com:office:word" xmlns:w="http://schemas.openxmlformats.org/wordprocessingml/2006/main" xmlns:w14="http://schemas.microsoft.com/office/word/2010/wordml" xmlns:w15="http://schemas.microsoft.com/office/word/2012/wordml" xmlns:w16cex="http://schemas.microsoft.com/office/word/2018/wordml/cex" xmlns:w16cid="http://schemas.microsoft.com/office/word/2016/wordml/cid" xmlns:w16="http://schemas.microsoft.com/office/word/2018/wordml" xmlns:w16du="http://schemas.microsoft.com/office/word/2023/wordml/word16du" xmlns:w16sdtdh="http://schemas.microsoft.com/office/word/2020/wordml/sdtdatahash" xmlns:w16sdtfl="http://schemas.microsoft.com/office/word/2024/wordml/sdtformatlock" xmlns:w16se="http://schemas.microsoft.com/office/word/2015/wordml/symex" xmlns:wpg="http://schemas.microsoft.com/office/word/2010/wordprocessingGroup" xmlns:wpi="http://schemas.microsoft.com/office/word/2010/wordprocessingInk" xmlns:wne="http://schemas.microsoft.com/office/word/2006/wordml" xmlns:wps="http://schemas.microsoft.com/office/word/2010/wordprocessingShape" mc:Ignorable="w14 w15 w16se w16cid w16 w16cex w16sdtdh w16sdtfl w16du wp14">
   <w:docParts>
     <w:docPart>
       <w:docPartPr>
@@ -7556,7 +7526,7 @@
 </file>
 
 <file path=word/glossary/fontTable.xml><?xml version="1.0" encoding="utf-8"?>
-<w:fonts xmlns:mc="http://schemas.openxmlformats.org/markup-compatibility/2006" xmlns:r="http://schemas.openxmlformats.org/officeDocument/2006/relationships" xmlns:w="http://schemas.openxmlformats.org/wordprocessingml/2006/main" xmlns:w14="http://schemas.microsoft.com/office/word/2010/wordml" xmlns:w15="http://schemas.microsoft.com/office/word/2012/wordml" xmlns:w16cex="http://schemas.microsoft.com/office/word/2018/wordml/cex" xmlns:w16cid="http://schemas.microsoft.com/office/word/2016/wordml/cid" xmlns:w16="http://schemas.microsoft.com/office/word/2018/wordml" xmlns:w16sdtdh="http://schemas.microsoft.com/office/word/2020/wordml/sdtdatahash" xmlns:w16se="http://schemas.microsoft.com/office/word/2015/wordml/symex" mc:Ignorable="w14 w15 w16se w16cid w16 w16cex w16sdtdh">
+<w:fonts xmlns:mc="http://schemas.openxmlformats.org/markup-compatibility/2006" xmlns:r="http://schemas.openxmlformats.org/officeDocument/2006/relationships" xmlns:w="http://schemas.openxmlformats.org/wordprocessingml/2006/main" xmlns:w14="http://schemas.microsoft.com/office/word/2010/wordml" xmlns:w15="http://schemas.microsoft.com/office/word/2012/wordml" xmlns:w16cex="http://schemas.microsoft.com/office/word/2018/wordml/cex" xmlns:w16cid="http://schemas.microsoft.com/office/word/2016/wordml/cid" xmlns:w16="http://schemas.microsoft.com/office/word/2018/wordml" xmlns:w16du="http://schemas.microsoft.com/office/word/2023/wordml/word16du" xmlns:w16sdtdh="http://schemas.microsoft.com/office/word/2020/wordml/sdtdatahash" xmlns:w16sdtfl="http://schemas.microsoft.com/office/word/2024/wordml/sdtformatlock" xmlns:w16se="http://schemas.microsoft.com/office/word/2015/wordml/symex" mc:Ignorable="w14 w15 w16se w16cid w16 w16cex w16sdtdh w16sdtfl w16du">
   <w:font w:name="Times New Roman">
     <w:panose1 w:val="02020603050405020304"/>
     <w:charset w:val="00"/>
@@ -7590,7 +7560,7 @@
     <w:charset w:val="00"/>
     <w:family w:val="swiss"/>
     <w:pitch w:val="variable"/>
-    <w:sig w:usb0="E4002EFF" w:usb1="C000247B" w:usb2="00000009" w:usb3="00000000" w:csb0="000001FF" w:csb1="00000000"/>
+    <w:sig w:usb0="E4002EFF" w:usb1="C200247B" w:usb2="00000009" w:usb3="00000000" w:csb0="000001FF" w:csb1="00000000"/>
   </w:font>
   <w:font w:name="Verdana">
     <w:panose1 w:val="020B0604030504040204"/>
@@ -7600,7 +7570,7 @@
     <w:sig w:usb0="A00006FF" w:usb1="4000205B" w:usb2="00000010" w:usb3="00000000" w:csb0="0000019F" w:csb1="00000000"/>
   </w:font>
   <w:font w:name="Helvetica Light">
-    <w:altName w:val="Vrinda"/>
+    <w:altName w:val="Calibri"/>
     <w:charset w:val="00"/>
     <w:family w:val="swiss"/>
     <w:pitch w:val="variable"/>
@@ -7635,7 +7605,6 @@
     <w:sig w:usb0="E00006FF" w:usb1="0000FCFF" w:usb2="00000001" w:usb3="00000000" w:csb0="0000019F" w:csb1="00000000"/>
   </w:font>
   <w:font w:name="MS Mincho">
-    <w:altName w:val="ＭＳ 明朝"/>
     <w:panose1 w:val="02020609040205080304"/>
     <w:charset w:val="80"/>
     <w:family w:val="modern"/>
@@ -7647,13 +7616,25 @@
     <w:charset w:val="00"/>
     <w:family w:val="swiss"/>
     <w:pitch w:val="variable"/>
-    <w:sig w:usb0="E4002EFF" w:usb1="C000247B" w:usb2="00000009" w:usb3="00000000" w:csb0="000001FF" w:csb1="00000000"/>
+    <w:sig w:usb0="E4002EFF" w:usb1="C200247B" w:usb2="00000009" w:usb3="00000000" w:csb0="000001FF" w:csb1="00000000"/>
+  </w:font>
+  <w:font w:name="Aptos">
+    <w:charset w:val="00"/>
+    <w:family w:val="swiss"/>
+    <w:pitch w:val="variable"/>
+    <w:sig w:usb0="20000287" w:usb1="00000003" w:usb2="00000000" w:usb3="00000000" w:csb0="0000019F" w:csb1="00000000"/>
+  </w:font>
+  <w:font w:name="Aptos Display">
+    <w:charset w:val="00"/>
+    <w:family w:val="swiss"/>
+    <w:pitch w:val="variable"/>
+    <w:sig w:usb0="20000287" w:usb1="00000003" w:usb2="00000000" w:usb3="00000000" w:csb0="0000019F" w:csb1="00000000"/>
   </w:font>
 </w:fonts>
 </file>
 
 <file path=word/glossary/settings.xml><?xml version="1.0" encoding="utf-8"?>
-<w:settings xmlns:mc="http://schemas.openxmlformats.org/markup-compatibility/2006" xmlns:o="urn:schemas-microsoft-com:office:office" xmlns:r="http://schemas.openxmlformats.org/officeDocument/2006/relationships" xmlns:m="http://schemas.openxmlformats.org/officeDocument/2006/math" xmlns:v="urn:schemas-microsoft-com:vml" xmlns:w10="urn:schemas-microsoft-com:office:word" xmlns:w="http://schemas.openxmlformats.org/wordprocessingml/2006/main" xmlns:w14="http://schemas.microsoft.com/office/word/2010/wordml" xmlns:w15="http://schemas.microsoft.com/office/word/2012/wordml" xmlns:w16cex="http://schemas.microsoft.com/office/word/2018/wordml/cex" xmlns:w16cid="http://schemas.microsoft.com/office/word/2016/wordml/cid" xmlns:w16="http://schemas.microsoft.com/office/word/2018/wordml" xmlns:w16sdtdh="http://schemas.microsoft.com/office/word/2020/wordml/sdtdatahash" xmlns:w16se="http://schemas.microsoft.com/office/word/2015/wordml/symex" xmlns:sl="http://schemas.openxmlformats.org/schemaLibrary/2006/main" mc:Ignorable="w14 w15 w16se w16cid w16 w16cex w16sdtdh">
+<w:settings xmlns:mc="http://schemas.openxmlformats.org/markup-compatibility/2006" xmlns:o="urn:schemas-microsoft-com:office:office" xmlns:r="http://schemas.openxmlformats.org/officeDocument/2006/relationships" xmlns:m="http://schemas.openxmlformats.org/officeDocument/2006/math" xmlns:v="urn:schemas-microsoft-com:vml" xmlns:w10="urn:schemas-microsoft-com:office:word" xmlns:w="http://schemas.openxmlformats.org/wordprocessingml/2006/main" xmlns:w14="http://schemas.microsoft.com/office/word/2010/wordml" xmlns:w15="http://schemas.microsoft.com/office/word/2012/wordml" xmlns:w16cex="http://schemas.microsoft.com/office/word/2018/wordml/cex" xmlns:w16cid="http://schemas.microsoft.com/office/word/2016/wordml/cid" xmlns:w16="http://schemas.microsoft.com/office/word/2018/wordml" xmlns:w16du="http://schemas.microsoft.com/office/word/2023/wordml/word16du" xmlns:w16sdtdh="http://schemas.microsoft.com/office/word/2020/wordml/sdtdatahash" xmlns:w16sdtfl="http://schemas.microsoft.com/office/word/2024/wordml/sdtformatlock" xmlns:w16se="http://schemas.microsoft.com/office/word/2015/wordml/symex" xmlns:sl="http://schemas.openxmlformats.org/schemaLibrary/2006/main" mc:Ignorable="w14 w15 w16se w16cid w16 w16cex w16sdtdh w16sdtfl w16du">
   <w:view w:val="normal"/>
   <w:defaultTabStop w:val="708"/>
   <w:hyphenationZone w:val="425"/>
@@ -7676,7 +7657,9 @@
     <w:rsid w:val="00793B61"/>
     <w:rsid w:val="00810E6F"/>
     <w:rsid w:val="008C4D28"/>
+    <w:rsid w:val="009877EB"/>
     <w:rsid w:val="009903FC"/>
+    <w:rsid w:val="009F3085"/>
     <w:rsid w:val="00A726D1"/>
     <w:rsid w:val="00AD0D50"/>
     <w:rsid w:val="00D839A4"/>
@@ -7704,7 +7687,7 @@
 </file>
 
 <file path=word/glossary/styles.xml><?xml version="1.0" encoding="utf-8"?>
-<w:styles xmlns:mc="http://schemas.openxmlformats.org/markup-compatibility/2006" xmlns:r="http://schemas.openxmlformats.org/officeDocument/2006/relationships" xmlns:w="http://schemas.openxmlformats.org/wordprocessingml/2006/main" xmlns:w14="http://schemas.microsoft.com/office/word/2010/wordml" xmlns:w15="http://schemas.microsoft.com/office/word/2012/wordml" xmlns:w16cex="http://schemas.microsoft.com/office/word/2018/wordml/cex" xmlns:w16cid="http://schemas.microsoft.com/office/word/2016/wordml/cid" xmlns:w16="http://schemas.microsoft.com/office/word/2018/wordml" xmlns:w16sdtdh="http://schemas.microsoft.com/office/word/2020/wordml/sdtdatahash" xmlns:w16se="http://schemas.microsoft.com/office/word/2015/wordml/symex" mc:Ignorable="w14 w15 w16se w16cid w16 w16cex w16sdtdh">
+<w:styles xmlns:mc="http://schemas.openxmlformats.org/markup-compatibility/2006" xmlns:r="http://schemas.openxmlformats.org/officeDocument/2006/relationships" xmlns:w="http://schemas.openxmlformats.org/wordprocessingml/2006/main" xmlns:w14="http://schemas.microsoft.com/office/word/2010/wordml" xmlns:w15="http://schemas.microsoft.com/office/word/2012/wordml" xmlns:w16cex="http://schemas.microsoft.com/office/word/2018/wordml/cex" xmlns:w16cid="http://schemas.microsoft.com/office/word/2016/wordml/cid" xmlns:w16="http://schemas.microsoft.com/office/word/2018/wordml" xmlns:w16du="http://schemas.microsoft.com/office/word/2023/wordml/word16du" xmlns:w16sdtdh="http://schemas.microsoft.com/office/word/2020/wordml/sdtdatahash" xmlns:w16sdtfl="http://schemas.microsoft.com/office/word/2024/wordml/sdtformatlock" xmlns:w16se="http://schemas.microsoft.com/office/word/2015/wordml/symex" mc:Ignorable="w14 w15 w16se w16cid w16 w16cex w16sdtdh w16sdtfl w16du">
   <w:docDefaults>
     <w:rPrDefault>
       <w:rPr>
@@ -8172,7 +8155,7 @@
 </file>
 
 <file path=word/glossary/webSettings.xml><?xml version="1.0" encoding="utf-8"?>
-<w:webSettings xmlns:mc="http://schemas.openxmlformats.org/markup-compatibility/2006" xmlns:r="http://schemas.openxmlformats.org/officeDocument/2006/relationships" xmlns:w="http://schemas.openxmlformats.org/wordprocessingml/2006/main" xmlns:w14="http://schemas.microsoft.com/office/word/2010/wordml" xmlns:w15="http://schemas.microsoft.com/office/word/2012/wordml" xmlns:w16cex="http://schemas.microsoft.com/office/word/2018/wordml/cex" xmlns:w16cid="http://schemas.microsoft.com/office/word/2016/wordml/cid" xmlns:w16="http://schemas.microsoft.com/office/word/2018/wordml" xmlns:w16sdtdh="http://schemas.microsoft.com/office/word/2020/wordml/sdtdatahash" xmlns:w16se="http://schemas.microsoft.com/office/word/2015/wordml/symex" mc:Ignorable="w14 w15 w16se w16cid w16 w16cex w16sdtdh">
+<w:webSettings xmlns:mc="http://schemas.openxmlformats.org/markup-compatibility/2006" xmlns:r="http://schemas.openxmlformats.org/officeDocument/2006/relationships" xmlns:w="http://schemas.openxmlformats.org/wordprocessingml/2006/main" xmlns:w14="http://schemas.microsoft.com/office/word/2010/wordml" xmlns:w15="http://schemas.microsoft.com/office/word/2012/wordml" xmlns:w16cex="http://schemas.microsoft.com/office/word/2018/wordml/cex" xmlns:w16cid="http://schemas.microsoft.com/office/word/2016/wordml/cid" xmlns:w16="http://schemas.microsoft.com/office/word/2018/wordml" xmlns:w16du="http://schemas.microsoft.com/office/word/2023/wordml/word16du" xmlns:w16sdtdh="http://schemas.microsoft.com/office/word/2020/wordml/sdtdatahash" xmlns:w16sdtfl="http://schemas.microsoft.com/office/word/2024/wordml/sdtformatlock" xmlns:w16se="http://schemas.microsoft.com/office/word/2015/wordml/symex" mc:Ignorable="w14 w15 w16se w16cid w16 w16cex w16sdtdh w16sdtfl w16du">
   <w:optimizeForBrowser/>
   <w:allowPNG/>
 </w:webSettings>
@@ -8473,7 +8456,11 @@
 </a:theme>
 </file>
 
-<file path=customXml/item1.xml><?xml version="1.0" encoding="utf-8"?><eExact xmlns="Exact schema - main">
+<file path=customXml/item1.xml><?xml version="1.0" encoding="utf-8"?>
+<b:Sources xmlns:b="http://schemas.openxmlformats.org/officeDocument/2006/bibliography" xmlns="http://schemas.openxmlformats.org/officeDocument/2006/bibliography" SelectedStyle="/APASixthEditionOfficeOnline.xsl" StyleName="APA" Version="6"/>
+</file>
+
+<file path=customXml/item2.xml><?xml version="1.0" encoding="utf-8"?><eExact xmlns="Exact schema - main">
   <Account>
     <AccountCode>AccountCode</AccountCode>
     <AccountID>AccountID</AccountID>
@@ -15045,22 +15032,18 @@
 </eExact>
 </file>
 
-<file path=customXml/item2.xml><?xml version="1.0" encoding="utf-8"?>
-<b:Sources xmlns:b="http://schemas.openxmlformats.org/officeDocument/2006/bibliography" xmlns="http://schemas.openxmlformats.org/officeDocument/2006/bibliography" SelectedStyle="/APASixthEditionOfficeOnline.xsl" StyleName="APA" Version="6"/>
+<file path=customXml/itemProps1.xml><?xml version="1.0" encoding="utf-8"?>
+<ds:datastoreItem xmlns:ds="http://schemas.openxmlformats.org/officeDocument/2006/customXml" ds:itemID="{62C0AA5B-4EF3-4B90-ADEB-54983B409248}">
+  <ds:schemaRefs>
+    <ds:schemaRef ds:uri="http://schemas.openxmlformats.org/officeDocument/2006/bibliography"/>
+  </ds:schemaRefs>
+</ds:datastoreItem>
 </file>
 
-<file path=customXml/itemProps1.xml><?xml version="1.0" encoding="utf-8"?>
+<file path=customXml/itemProps2.xml><?xml version="1.0" encoding="utf-8"?>
 <ds:datastoreItem xmlns:ds="http://schemas.openxmlformats.org/officeDocument/2006/customXml" ds:itemID="{82C90C46-3D5A-4AB7-BC77-A092A3A70C2F}">
   <ds:schemaRefs>
     <ds:schemaRef ds:uri="Exact schema - main"/>
   </ds:schemaRefs>
 </ds:datastoreItem>
-</file>
-
-<file path=customXml/itemProps2.xml><?xml version="1.0" encoding="utf-8"?>
-<ds:datastoreItem xmlns:ds="http://schemas.openxmlformats.org/officeDocument/2006/customXml" ds:itemID="{62C0AA5B-4EF3-4B90-ADEB-54983B409248}">
-  <ds:schemaRefs>
-    <ds:schemaRef ds:uri="http://schemas.openxmlformats.org/officeDocument/2006/bibliography"/>
-  </ds:schemaRefs>
-</ds:datastoreItem>
 </file>